--- a/de/index.docx
+++ b/de/index.docx
@@ -1291,7 +1291,7 @@
       </w:tr>
     </w:tbl>
     <w:bookmarkEnd w:id="21"/>
-    <w:bookmarkStart w:id="23" w:name="sec-usecases"/>
+    <w:bookmarkStart w:id="23" w:name="sec-use-cases"/>
     <w:p>
       <w:pPr>
         <w:pStyle w:val="Heading2"/>
@@ -3840,13 +3840,14 @@
       <w:r>
         <w:t xml:space="preserve">) auf und leitet sich aus den Anwendungsfällen und Bedürfnissen der Akteure ab (</w:t>
       </w:r>
-      <w:r>
-        <w:rPr>
-          <w:b/>
-          <w:bCs/>
-        </w:rPr>
-        <w:t xml:space="preserve">?@sec-use-cases</w:t>
-      </w:r>
+      <w:hyperlink w:anchor="sec-use-cases">
+        <w:r>
+          <w:rPr>
+            <w:rStyle w:val="Hyperlink"/>
+          </w:rPr>
+          <w:t xml:space="preserve">Kapitel 2.2</w:t>
+        </w:r>
+      </w:hyperlink>
       <w:r>
         <w:t xml:space="preserve">).</w:t>
       </w:r>
